--- a/labs/lab08/report/report.docx
+++ b/labs/lab08/report/report.docx
@@ -23,7 +23,7 @@
         <w:pStyle w:val="Author"/>
       </w:pPr>
       <w:r>
-        <w:t xml:space="preserve">Лебедев Сергей Алексеевич</w:t>
+        <w:t xml:space="preserve">Гаджимурадов Аяз Тахирович</w:t>
       </w:r>
     </w:p>
     <w:sdt>
@@ -104,21 +104,12 @@
         </w:p>
       </w:sdtContent>
     </w:sdt>
-    <w:bookmarkStart w:id="20" w:name="цель-работы"/>
+    <w:bookmarkStart w:id="9" w:name="цель-работы"/>
     <w:p>
       <w:pPr>
         <w:pStyle w:val="Heading1"/>
       </w:pPr>
       <w:r>
-        <w:rPr>
-          <w:rStyle w:val="SectionNumber"/>
-        </w:rPr>
-        <w:t xml:space="preserve">1</w:t>
-      </w:r>
-      <w:r>
-        <w:tab/>
-      </w:r>
-      <w:r>
         <w:t xml:space="preserve">Цель работы</w:t>
       </w:r>
     </w:p>
@@ -130,21 +121,12 @@
         <w:t xml:space="preserve">Ознакомление с инструментами поиска файлов и фильтрации текстовых данных. Приобретение практических навыков по управлению процессами (и заданиями), по проверке использования диска и обслуживанию файловых систем.</w:t>
       </w:r>
     </w:p>
-    <w:bookmarkEnd w:id="20"/>
-    <w:bookmarkStart w:id="21" w:name="задание"/>
+    <w:bookmarkEnd w:id="9"/>
+    <w:bookmarkStart w:id="10" w:name="задание"/>
     <w:p>
       <w:pPr>
         <w:pStyle w:val="Heading1"/>
       </w:pPr>
-      <w:r>
-        <w:rPr>
-          <w:rStyle w:val="SectionNumber"/>
-        </w:rPr>
-        <w:t xml:space="preserve">2</w:t>
-      </w:r>
-      <w:r>
-        <w:tab/>
-      </w:r>
       <w:r>
         <w:t xml:space="preserve">Задание</w:t>
       </w:r>
@@ -443,21 +425,12 @@
         <w:t xml:space="preserve">Вывести имена всех директорий домашнего каталога.</w:t>
       </w:r>
     </w:p>
-    <w:bookmarkEnd w:id="21"/>
-    <w:bookmarkStart w:id="22" w:name="теоретическое-введение"/>
+    <w:bookmarkEnd w:id="10"/>
+    <w:bookmarkStart w:id="11" w:name="теоретическое-введение"/>
     <w:p>
       <w:pPr>
         <w:pStyle w:val="Heading1"/>
       </w:pPr>
-      <w:r>
-        <w:rPr>
-          <w:rStyle w:val="SectionNumber"/>
-        </w:rPr>
-        <w:t xml:space="preserve">3</w:t>
-      </w:r>
-      <w:r>
-        <w:tab/>
-      </w:r>
       <w:r>
         <w:t xml:space="preserve">Теоретическое введение</w:t>
       </w:r>
@@ -709,58 +682,31 @@
         <w:t xml:space="preserve">— просмотр справочных страниц команд.</w:t>
       </w:r>
     </w:p>
-    <w:bookmarkEnd w:id="22"/>
-    <w:bookmarkStart w:id="85" w:name="выполнение-лабораторной-работы"/>
+    <w:bookmarkEnd w:id="11"/>
+    <w:bookmarkStart w:id="74" w:name="выполнение-лабораторной-работы"/>
     <w:p>
       <w:pPr>
         <w:pStyle w:val="Heading1"/>
       </w:pPr>
       <w:r>
-        <w:rPr>
-          <w:rStyle w:val="SectionNumber"/>
-        </w:rPr>
-        <w:t xml:space="preserve">4</w:t>
-      </w:r>
-      <w:r>
-        <w:tab/>
-      </w:r>
-      <w:r>
         <w:t xml:space="preserve">Выполнение лабораторной работы</w:t>
       </w:r>
     </w:p>
-    <w:bookmarkStart w:id="28" w:name="перенаправление-ввода-вывода"/>
+    <w:bookmarkStart w:id="17" w:name="перенаправление-ввода-вывода"/>
     <w:p>
       <w:pPr>
         <w:pStyle w:val="Heading2"/>
       </w:pPr>
       <w:r>
-        <w:rPr>
-          <w:rStyle w:val="SectionNumber"/>
-        </w:rPr>
-        <w:t xml:space="preserve">4.1</w:t>
-      </w:r>
-      <w:r>
-        <w:tab/>
-      </w:r>
-      <w:r>
         <w:t xml:space="preserve">Перенаправление ввода-вывода</w:t>
       </w:r>
     </w:p>
-    <w:bookmarkStart w:id="27" w:name="X7c979902ce0b799b8233359db14ba9ee99dae2d"/>
+    <w:bookmarkStart w:id="16" w:name="X7c979902ce0b799b8233359db14ba9ee99dae2d"/>
     <w:p>
       <w:pPr>
         <w:pStyle w:val="Heading3"/>
       </w:pPr>
       <w:r>
-        <w:rPr>
-          <w:rStyle w:val="SectionNumber"/>
-        </w:rPr>
-        <w:t xml:space="preserve">4.1.1</w:t>
-      </w:r>
-      <w:r>
-        <w:tab/>
-      </w:r>
-      <w:r>
         <w:t xml:space="preserve">Запись содержимого каталога /etc в файл и дозапись домашнего каталога</w:t>
       </w:r>
     </w:p>
@@ -865,7 +811,16 @@
         <w:t xml:space="preserve"> </w:t>
       </w:r>
       <w:r>
-        <w:t xml:space="preserve">(рис. 1).</w:t>
+        <w:t xml:space="preserve">(рис.</w:t>
+      </w:r>
+      <w:r>
+        <w:t xml:space="preserve"> </w:t>
+      </w:r>
+      <w:r>
+        <w:t xml:space="preserve">@fig:001</w:t>
+      </w:r>
+      <w:r>
+        <w:t xml:space="preserve">).</w:t>
       </w:r>
     </w:p>
     <w:p>
@@ -948,7 +903,7 @@
         <w:t xml:space="preserve"> file.txt</w:t>
       </w:r>
     </w:p>
-    <w:bookmarkStart w:id="26" w:name="fig:001"/>
+    <w:bookmarkStart w:id="15" w:name="fig:001"/>
     <w:p>
       <w:pPr>
         <w:pStyle w:val="CaptionedFigure"/>
@@ -958,18 +913,18 @@
           <wp:inline>
             <wp:extent cx="3733800" cy="972733"/>
             <wp:effectExtent b="0" l="0" r="0" t="0"/>
-            <wp:docPr descr="Рис. 1: Запись содержимого /etc и домашнего каталога в file.txt" title="" id="24" name="Picture"/>
+            <wp:docPr descr="Запись содержимого /etc и домашнего каталога в file.txt" title="" id="13" name="Picture"/>
             <a:graphic>
               <a:graphicData uri="http://schemas.openxmlformats.org/drawingml/2006/picture">
                 <pic:pic>
                   <pic:nvPicPr>
-                    <pic:cNvPr descr="images/1.png" id="25" name="Picture"/>
+                    <pic:cNvPr descr="images/1.png" id="14" name="Picture"/>
                     <pic:cNvPicPr>
                       <a:picLocks noChangeArrowheads="1" noChangeAspect="1"/>
                     </pic:cNvPicPr>
                   </pic:nvPicPr>
                   <pic:blipFill>
-                    <a:blip r:embed="rId23"/>
+                    <a:blip r:embed="rId12"/>
                     <a:stretch>
                       <a:fillRect/>
                     </a:stretch>
@@ -1001,45 +956,27 @@
         <w:pStyle w:val="ImageCaption"/>
       </w:pPr>
       <w:r>
-        <w:t xml:space="preserve">Рис. 1: Запись содержимого /etc и домашнего каталога в file.txt</w:t>
-      </w:r>
-    </w:p>
-    <w:bookmarkEnd w:id="26"/>
-    <w:bookmarkEnd w:id="27"/>
-    <w:bookmarkEnd w:id="28"/>
-    <w:bookmarkStart w:id="39" w:name="фильтрация-текста-и-работа-с-конвейером"/>
+        <w:t xml:space="preserve">Запись содержимого /etc и домашнего каталога в file.txt</w:t>
+      </w:r>
+    </w:p>
+    <w:bookmarkEnd w:id="15"/>
+    <w:bookmarkEnd w:id="16"/>
+    <w:bookmarkEnd w:id="17"/>
+    <w:bookmarkStart w:id="28" w:name="фильтрация-текста-и-работа-с-конвейером"/>
     <w:p>
       <w:pPr>
         <w:pStyle w:val="Heading2"/>
       </w:pPr>
       <w:r>
-        <w:rPr>
-          <w:rStyle w:val="SectionNumber"/>
-        </w:rPr>
-        <w:t xml:space="preserve">4.2</w:t>
-      </w:r>
-      <w:r>
-        <w:tab/>
-      </w:r>
-      <w:r>
         <w:t xml:space="preserve">Фильтрация текста и работа с конвейером</w:t>
       </w:r>
     </w:p>
-    <w:bookmarkStart w:id="33" w:name="X32d1c773b92febc65f77571208451766bf8cebd"/>
+    <w:bookmarkStart w:id="22" w:name="X32d1c773b92febc65f77571208451766bf8cebd"/>
     <w:p>
       <w:pPr>
         <w:pStyle w:val="Heading3"/>
       </w:pPr>
       <w:r>
-        <w:rPr>
-          <w:rStyle w:val="SectionNumber"/>
-        </w:rPr>
-        <w:t xml:space="preserve">4.2.1</w:t>
-      </w:r>
-      <w:r>
-        <w:tab/>
-      </w:r>
-      <w:r>
         <w:t xml:space="preserve">Фильтрация файлов с расширением .conf с помощью конвейера</w:t>
       </w:r>
     </w:p>
@@ -1075,7 +1012,16 @@
         <w:t xml:space="preserve"> </w:t>
       </w:r>
       <w:r>
-        <w:t xml:space="preserve">(рис. 2).</w:t>
+        <w:t xml:space="preserve">(рис.</w:t>
+      </w:r>
+      <w:r>
+        <w:t xml:space="preserve"> </w:t>
+      </w:r>
+      <w:r>
+        <w:t xml:space="preserve">@fig:002</w:t>
+      </w:r>
+      <w:r>
+        <w:t xml:space="preserve">).</w:t>
       </w:r>
     </w:p>
     <w:p>
@@ -1125,7 +1071,7 @@
         <w:t xml:space="preserve">*</w:t>
       </w:r>
     </w:p>
-    <w:bookmarkStart w:id="32" w:name="fig:002"/>
+    <w:bookmarkStart w:id="21" w:name="fig:002"/>
     <w:p>
       <w:pPr>
         <w:pStyle w:val="CaptionedFigure"/>
@@ -1135,18 +1081,18 @@
           <wp:inline>
             <wp:extent cx="3733800" cy="1195792"/>
             <wp:effectExtent b="0" l="0" r="0" t="0"/>
-            <wp:docPr descr="Рис. 2: Фильтрация вывода ls с помощью grep" title="" id="30" name="Picture"/>
+            <wp:docPr descr="Фильтрация вывода ls с помощью grep" title="" id="19" name="Picture"/>
             <a:graphic>
               <a:graphicData uri="http://schemas.openxmlformats.org/drawingml/2006/picture">
                 <pic:pic>
                   <pic:nvPicPr>
-                    <pic:cNvPr descr="images/2.png" id="31" name="Picture"/>
+                    <pic:cNvPr descr="images/2.png" id="20" name="Picture"/>
                     <pic:cNvPicPr>
                       <a:picLocks noChangeArrowheads="1" noChangeAspect="1"/>
                     </pic:cNvPicPr>
                   </pic:nvPicPr>
                   <pic:blipFill>
-                    <a:blip r:embed="rId29"/>
+                    <a:blip r:embed="rId18"/>
                     <a:stretch>
                       <a:fillRect/>
                     </a:stretch>
@@ -1178,26 +1124,17 @@
         <w:pStyle w:val="ImageCaption"/>
       </w:pPr>
       <w:r>
-        <w:t xml:space="preserve">Рис. 2: Фильтрация вывода ls с помощью grep</w:t>
-      </w:r>
-    </w:p>
-    <w:bookmarkEnd w:id="32"/>
-    <w:bookmarkEnd w:id="33"/>
-    <w:bookmarkStart w:id="38" w:name="X21875c65d163682f6a132ce5957cc031ae5552a"/>
+        <w:t xml:space="preserve">Фильтрация вывода ls с помощью grep</w:t>
+      </w:r>
+    </w:p>
+    <w:bookmarkEnd w:id="21"/>
+    <w:bookmarkEnd w:id="22"/>
+    <w:bookmarkStart w:id="27" w:name="X21875c65d163682f6a132ce5957cc031ae5552a"/>
     <w:p>
       <w:pPr>
         <w:pStyle w:val="Heading3"/>
       </w:pPr>
       <w:r>
-        <w:rPr>
-          <w:rStyle w:val="SectionNumber"/>
-        </w:rPr>
-        <w:t xml:space="preserve">4.2.2</w:t>
-      </w:r>
-      <w:r>
-        <w:tab/>
-      </w:r>
-      <w:r>
         <w:t xml:space="preserve">Запись файлов с расширением .conf в новый файл conf.txt</w:t>
       </w:r>
     </w:p>
@@ -1272,7 +1209,16 @@
         <w:t xml:space="preserve"> </w:t>
       </w:r>
       <w:r>
-        <w:t xml:space="preserve">для просмотра содержимого этого файла (рис. 3).</w:t>
+        <w:t xml:space="preserve">для просмотра содержимого этого файла (рис.</w:t>
+      </w:r>
+      <w:r>
+        <w:t xml:space="preserve"> </w:t>
+      </w:r>
+      <w:r>
+        <w:t xml:space="preserve">@fig:003</w:t>
+      </w:r>
+      <w:r>
+        <w:t xml:space="preserve">).</w:t>
       </w:r>
     </w:p>
     <w:p>
@@ -1319,7 +1265,7 @@
         <w:t xml:space="preserve"> conf.txt</w:t>
       </w:r>
     </w:p>
-    <w:bookmarkStart w:id="37" w:name="fig:003"/>
+    <w:bookmarkStart w:id="26" w:name="fig:003"/>
     <w:p>
       <w:pPr>
         <w:pStyle w:val="CaptionedFigure"/>
@@ -1329,18 +1275,18 @@
           <wp:inline>
             <wp:extent cx="3733800" cy="813004"/>
             <wp:effectExtent b="0" l="0" r="0" t="0"/>
-            <wp:docPr descr="Рис. 3: Запись файлов с расширением .conf в conf.txt и просмотр содержимого" title="" id="35" name="Picture"/>
+            <wp:docPr descr="Запись файлов с расширением .conf в conf.txt и просмотр содержимого" title="" id="24" name="Picture"/>
             <a:graphic>
               <a:graphicData uri="http://schemas.openxmlformats.org/drawingml/2006/picture">
                 <pic:pic>
                   <pic:nvPicPr>
-                    <pic:cNvPr descr="images/3.png" id="36" name="Picture"/>
+                    <pic:cNvPr descr="images/3.png" id="25" name="Picture"/>
                     <pic:cNvPicPr>
                       <a:picLocks noChangeArrowheads="1" noChangeAspect="1"/>
                     </pic:cNvPicPr>
                   </pic:nvPicPr>
                   <pic:blipFill>
-                    <a:blip r:embed="rId34"/>
+                    <a:blip r:embed="rId23"/>
                     <a:stretch>
                       <a:fillRect/>
                     </a:stretch>
@@ -1372,45 +1318,27 @@
         <w:pStyle w:val="ImageCaption"/>
       </w:pPr>
       <w:r>
-        <w:t xml:space="preserve">Рис. 3: Запись файлов с расширением .conf в conf.txt и просмотр содержимого</w:t>
-      </w:r>
-    </w:p>
-    <w:bookmarkEnd w:id="37"/>
-    <w:bookmarkEnd w:id="38"/>
-    <w:bookmarkEnd w:id="39"/>
-    <w:bookmarkStart w:id="50" w:name="поиск-файлов"/>
+        <w:t xml:space="preserve">Запись файлов с расширением .conf в conf.txt и просмотр содержимого</w:t>
+      </w:r>
+    </w:p>
+    <w:bookmarkEnd w:id="26"/>
+    <w:bookmarkEnd w:id="27"/>
+    <w:bookmarkEnd w:id="28"/>
+    <w:bookmarkStart w:id="39" w:name="поиск-файлов"/>
     <w:p>
       <w:pPr>
         <w:pStyle w:val="Heading2"/>
       </w:pPr>
       <w:r>
-        <w:rPr>
-          <w:rStyle w:val="SectionNumber"/>
-        </w:rPr>
-        <w:t xml:space="preserve">4.3</w:t>
-      </w:r>
-      <w:r>
-        <w:tab/>
-      </w:r>
-      <w:r>
         <w:t xml:space="preserve">Поиск файлов</w:t>
       </w:r>
     </w:p>
-    <w:bookmarkStart w:id="44" w:name="Xc3e5778be901a03e5e362ff94bbc0430bf9d67c"/>
+    <w:bookmarkStart w:id="33" w:name="Xc3e5778be901a03e5e362ff94bbc0430bf9d67c"/>
     <w:p>
       <w:pPr>
         <w:pStyle w:val="Heading3"/>
       </w:pPr>
       <w:r>
-        <w:rPr>
-          <w:rStyle w:val="SectionNumber"/>
-        </w:rPr>
-        <w:t xml:space="preserve">4.3.1</w:t>
-      </w:r>
-      <w:r>
-        <w:tab/>
-      </w:r>
-      <w:r>
         <w:t xml:space="preserve">Определение файлов домашнего каталога, начинающихся с символа c</w:t>
       </w:r>
     </w:p>
@@ -1470,7 +1398,16 @@
         <w:t xml:space="preserve"> </w:t>
       </w:r>
       <w:r>
-        <w:t xml:space="preserve">(рис. 4).</w:t>
+        <w:t xml:space="preserve">(рис.</w:t>
+      </w:r>
+      <w:r>
+        <w:t xml:space="preserve"> </w:t>
+      </w:r>
+      <w:r>
+        <w:t xml:space="preserve">@fig:004</w:t>
+      </w:r>
+      <w:r>
+        <w:t xml:space="preserve">).</w:t>
       </w:r>
     </w:p>
     <w:p>
@@ -1565,7 +1502,7 @@
         <w:t xml:space="preserve">'c*'</w:t>
       </w:r>
     </w:p>
-    <w:bookmarkStart w:id="43" w:name="fig:004"/>
+    <w:bookmarkStart w:id="32" w:name="fig:004"/>
     <w:p>
       <w:pPr>
         <w:pStyle w:val="CaptionedFigure"/>
@@ -1575,18 +1512,18 @@
           <wp:inline>
             <wp:extent cx="3733800" cy="1144229"/>
             <wp:effectExtent b="0" l="0" r="0" t="0"/>
-            <wp:docPr descr="Рис. 4: Поиск файлов домашнего каталога, начинающихся с символа c" title="" id="41" name="Picture"/>
+            <wp:docPr descr="Поиск файлов домашнего каталога, начинающихся с символа c" title="" id="30" name="Picture"/>
             <a:graphic>
               <a:graphicData uri="http://schemas.openxmlformats.org/drawingml/2006/picture">
                 <pic:pic>
                   <pic:nvPicPr>
-                    <pic:cNvPr descr="images/4.png" id="42" name="Picture"/>
+                    <pic:cNvPr descr="images/4.png" id="31" name="Picture"/>
                     <pic:cNvPicPr>
                       <a:picLocks noChangeArrowheads="1" noChangeAspect="1"/>
                     </pic:cNvPicPr>
                   </pic:nvPicPr>
                   <pic:blipFill>
-                    <a:blip r:embed="rId40"/>
+                    <a:blip r:embed="rId29"/>
                     <a:stretch>
                       <a:fillRect/>
                     </a:stretch>
@@ -1618,26 +1555,17 @@
         <w:pStyle w:val="ImageCaption"/>
       </w:pPr>
       <w:r>
-        <w:t xml:space="preserve">Рис. 4: Поиск файлов домашнего каталога, начинающихся с символа c</w:t>
-      </w:r>
-    </w:p>
-    <w:bookmarkEnd w:id="43"/>
-    <w:bookmarkEnd w:id="44"/>
-    <w:bookmarkStart w:id="49" w:name="Xbb626d016bac81455d23fa6db31620669a8b81a"/>
+        <w:t xml:space="preserve">Поиск файлов домашнего каталога, начинающихся с символа c</w:t>
+      </w:r>
+    </w:p>
+    <w:bookmarkEnd w:id="32"/>
+    <w:bookmarkEnd w:id="33"/>
+    <w:bookmarkStart w:id="38" w:name="Xbb626d016bac81455d23fa6db31620669a8b81a"/>
     <w:p>
       <w:pPr>
         <w:pStyle w:val="Heading3"/>
       </w:pPr>
       <w:r>
-        <w:rPr>
-          <w:rStyle w:val="SectionNumber"/>
-        </w:rPr>
-        <w:t xml:space="preserve">4.3.2</w:t>
-      </w:r>
-      <w:r>
-        <w:tab/>
-      </w:r>
-      <w:r>
         <w:t xml:space="preserve">Вывод файлов каталога /etc, начинающихся с символа h</w:t>
       </w:r>
     </w:p>
@@ -1688,7 +1616,16 @@
         <w:t xml:space="preserve"> </w:t>
       </w:r>
       <w:r>
-        <w:t xml:space="preserve">(рис. 5).</w:t>
+        <w:t xml:space="preserve">(рис.</w:t>
+      </w:r>
+      <w:r>
+        <w:t xml:space="preserve"> </w:t>
+      </w:r>
+      <w:r>
+        <w:t xml:space="preserve">@fig:005</w:t>
+      </w:r>
+      <w:r>
+        <w:t xml:space="preserve">).</w:t>
       </w:r>
     </w:p>
     <w:p>
@@ -1726,7 +1663,7 @@
         <w:t xml:space="preserve">"h*"</w:t>
       </w:r>
     </w:p>
-    <w:bookmarkStart w:id="48" w:name="fig:005"/>
+    <w:bookmarkStart w:id="37" w:name="fig:005"/>
     <w:p>
       <w:pPr>
         <w:pStyle w:val="CaptionedFigure"/>
@@ -1736,18 +1673,18 @@
           <wp:inline>
             <wp:extent cx="3733800" cy="878541"/>
             <wp:effectExtent b="0" l="0" r="0" t="0"/>
-            <wp:docPr descr="Рис. 5: Поиск файлов в /etc, начинающихся с символа h" title="" id="46" name="Picture"/>
+            <wp:docPr descr="Поиск файлов в /etc, начинающихся с символа h" title="" id="35" name="Picture"/>
             <a:graphic>
               <a:graphicData uri="http://schemas.openxmlformats.org/drawingml/2006/picture">
                 <pic:pic>
                   <pic:nvPicPr>
-                    <pic:cNvPr descr="images/5.png" id="47" name="Picture"/>
+                    <pic:cNvPr descr="images/5.png" id="36" name="Picture"/>
                     <pic:cNvPicPr>
                       <a:picLocks noChangeArrowheads="1" noChangeAspect="1"/>
                     </pic:cNvPicPr>
                   </pic:nvPicPr>
                   <pic:blipFill>
-                    <a:blip r:embed="rId45"/>
+                    <a:blip r:embed="rId34"/>
                     <a:stretch>
                       <a:fillRect/>
                     </a:stretch>
@@ -1779,45 +1716,27 @@
         <w:pStyle w:val="ImageCaption"/>
       </w:pPr>
       <w:r>
-        <w:t xml:space="preserve">Рис. 5: Поиск файлов в /etc, начинающихся с символа h</w:t>
-      </w:r>
-    </w:p>
-    <w:bookmarkEnd w:id="48"/>
-    <w:bookmarkEnd w:id="49"/>
-    <w:bookmarkEnd w:id="50"/>
-    <w:bookmarkStart w:id="66" w:name="управление-задачами-и-фоновые-процессы"/>
+        <w:t xml:space="preserve">Поиск файлов в /etc, начинающихся с символа h</w:t>
+      </w:r>
+    </w:p>
+    <w:bookmarkEnd w:id="37"/>
+    <w:bookmarkEnd w:id="38"/>
+    <w:bookmarkEnd w:id="39"/>
+    <w:bookmarkStart w:id="55" w:name="управление-задачами-и-фоновые-процессы"/>
     <w:p>
       <w:pPr>
         <w:pStyle w:val="Heading2"/>
       </w:pPr>
       <w:r>
-        <w:rPr>
-          <w:rStyle w:val="SectionNumber"/>
-        </w:rPr>
-        <w:t xml:space="preserve">4.4</w:t>
-      </w:r>
-      <w:r>
-        <w:tab/>
-      </w:r>
-      <w:r>
         <w:t xml:space="preserve">Управление задачами и фоновые процессы</w:t>
       </w:r>
     </w:p>
-    <w:bookmarkStart w:id="55" w:name="X0d588778e54d359db090a2cea4f2d291a51fff5"/>
+    <w:bookmarkStart w:id="44" w:name="X0d588778e54d359db090a2cea4f2d291a51fff5"/>
     <w:p>
       <w:pPr>
         <w:pStyle w:val="Heading3"/>
       </w:pPr>
       <w:r>
-        <w:rPr>
-          <w:rStyle w:val="SectionNumber"/>
-        </w:rPr>
-        <w:t xml:space="preserve">4.4.1</w:t>
-      </w:r>
-      <w:r>
-        <w:tab/>
-      </w:r>
-      <w:r>
         <w:t xml:space="preserve">Запуск фонового процесса записи файлов в logfile</w:t>
       </w:r>
     </w:p>
@@ -1880,7 +1799,16 @@
         <w:t xml:space="preserve"> </w:t>
       </w:r>
       <w:r>
-        <w:t xml:space="preserve">(рис. 6).</w:t>
+        <w:t xml:space="preserve">(рис.</w:t>
+      </w:r>
+      <w:r>
+        <w:t xml:space="preserve"> </w:t>
+      </w:r>
+      <w:r>
+        <w:t xml:space="preserve">@fig:006</w:t>
+      </w:r>
+      <w:r>
+        <w:t xml:space="preserve">).</w:t>
       </w:r>
     </w:p>
     <w:p>
@@ -1942,7 +1870,7 @@
         <w:t xml:space="preserve">&amp;</w:t>
       </w:r>
     </w:p>
-    <w:bookmarkStart w:id="54" w:name="fig:006"/>
+    <w:bookmarkStart w:id="43" w:name="fig:006"/>
     <w:p>
       <w:pPr>
         <w:pStyle w:val="CaptionedFigure"/>
@@ -1952,18 +1880,18 @@
           <wp:inline>
             <wp:extent cx="3733800" cy="746760"/>
             <wp:effectExtent b="0" l="0" r="0" t="0"/>
-            <wp:docPr descr="Рис. 6: Запуск фонового процесса поиска файлов с именами на log" title="" id="52" name="Picture"/>
+            <wp:docPr descr="Запуск фонового процесса поиска файлов с именами на log" title="" id="41" name="Picture"/>
             <a:graphic>
               <a:graphicData uri="http://schemas.openxmlformats.org/drawingml/2006/picture">
                 <pic:pic>
                   <pic:nvPicPr>
-                    <pic:cNvPr descr="images/6.png" id="53" name="Picture"/>
+                    <pic:cNvPr descr="images/6.png" id="42" name="Picture"/>
                     <pic:cNvPicPr>
                       <a:picLocks noChangeArrowheads="1" noChangeAspect="1"/>
                     </pic:cNvPicPr>
                   </pic:nvPicPr>
                   <pic:blipFill>
-                    <a:blip r:embed="rId51"/>
+                    <a:blip r:embed="rId40"/>
                     <a:stretch>
                       <a:fillRect/>
                     </a:stretch>
@@ -1995,26 +1923,17 @@
         <w:pStyle w:val="ImageCaption"/>
       </w:pPr>
       <w:r>
-        <w:t xml:space="preserve">Рис. 6: Запуск фонового процесса поиска файлов с именами на log</w:t>
-      </w:r>
-    </w:p>
-    <w:bookmarkEnd w:id="54"/>
-    <w:bookmarkEnd w:id="55"/>
-    <w:bookmarkStart w:id="60" w:name="просмотр-содержимого-logfile.txt"/>
+        <w:t xml:space="preserve">Запуск фонового процесса поиска файлов с именами на log</w:t>
+      </w:r>
+    </w:p>
+    <w:bookmarkEnd w:id="43"/>
+    <w:bookmarkEnd w:id="44"/>
+    <w:bookmarkStart w:id="49" w:name="просмотр-содержимого-logfile.txt"/>
     <w:p>
       <w:pPr>
         <w:pStyle w:val="Heading3"/>
       </w:pPr>
       <w:r>
-        <w:rPr>
-          <w:rStyle w:val="SectionNumber"/>
-        </w:rPr>
-        <w:t xml:space="preserve">4.4.2</w:t>
-      </w:r>
-      <w:r>
-        <w:tab/>
-      </w:r>
-      <w:r>
         <w:t xml:space="preserve">Просмотр содержимого logfile.txt</w:t>
       </w:r>
     </w:p>
@@ -2065,7 +1984,16 @@
         <w:t xml:space="preserve"> </w:t>
       </w:r>
       <w:r>
-        <w:t xml:space="preserve">(рис. 7).</w:t>
+        <w:t xml:space="preserve">(рис.</w:t>
+      </w:r>
+      <w:r>
+        <w:t xml:space="preserve"> </w:t>
+      </w:r>
+      <w:r>
+        <w:t xml:space="preserve">@fig:007</w:t>
+      </w:r>
+      <w:r>
+        <w:t xml:space="preserve">).</w:t>
       </w:r>
     </w:p>
     <w:p>
@@ -2085,7 +2013,7 @@
         <w:t xml:space="preserve"> logfile.txt</w:t>
       </w:r>
     </w:p>
-    <w:bookmarkStart w:id="59" w:name="fig:007"/>
+    <w:bookmarkStart w:id="48" w:name="fig:007"/>
     <w:p>
       <w:pPr>
         <w:pStyle w:val="CaptionedFigure"/>
@@ -2095,18 +2023,18 @@
           <wp:inline>
             <wp:extent cx="3733800" cy="2902230"/>
             <wp:effectExtent b="0" l="0" r="0" t="0"/>
-            <wp:docPr descr="Рис. 7: Просмотр содержимого logfile.txt" title="" id="57" name="Picture"/>
+            <wp:docPr descr="Просмотр содержимого logfile.txt" title="" id="46" name="Picture"/>
             <a:graphic>
               <a:graphicData uri="http://schemas.openxmlformats.org/drawingml/2006/picture">
                 <pic:pic>
                   <pic:nvPicPr>
-                    <pic:cNvPr descr="images/7.png" id="58" name="Picture"/>
+                    <pic:cNvPr descr="images/7.png" id="47" name="Picture"/>
                     <pic:cNvPicPr>
                       <a:picLocks noChangeArrowheads="1" noChangeAspect="1"/>
                     </pic:cNvPicPr>
                   </pic:nvPicPr>
                   <pic:blipFill>
-                    <a:blip r:embed="rId56"/>
+                    <a:blip r:embed="rId45"/>
                     <a:stretch>
                       <a:fillRect/>
                     </a:stretch>
@@ -2138,26 +2066,17 @@
         <w:pStyle w:val="ImageCaption"/>
       </w:pPr>
       <w:r>
-        <w:t xml:space="preserve">Рис. 7: Просмотр содержимого logfile.txt</w:t>
-      </w:r>
-    </w:p>
-    <w:bookmarkEnd w:id="59"/>
-    <w:bookmarkEnd w:id="60"/>
-    <w:bookmarkStart w:id="65" w:name="Xf82268646354f4cc03b2487178521924874d507"/>
+        <w:t xml:space="preserve">Просмотр содержимого logfile.txt</w:t>
+      </w:r>
+    </w:p>
+    <w:bookmarkEnd w:id="48"/>
+    <w:bookmarkEnd w:id="49"/>
+    <w:bookmarkStart w:id="54" w:name="Xf82268646354f4cc03b2487178521924874d507"/>
     <w:p>
       <w:pPr>
         <w:pStyle w:val="Heading3"/>
       </w:pPr>
       <w:r>
-        <w:rPr>
-          <w:rStyle w:val="SectionNumber"/>
-        </w:rPr>
-        <w:t xml:space="preserve">4.4.3</w:t>
-      </w:r>
-      <w:r>
-        <w:tab/>
-      </w:r>
-      <w:r>
         <w:t xml:space="preserve">Поиск только обычных файлов и удаление logfile.txt</w:t>
       </w:r>
     </w:p>
@@ -2235,7 +2154,16 @@
         <w:t xml:space="preserve"> </w:t>
       </w:r>
       <w:r>
-        <w:t xml:space="preserve">(рис. 8).</w:t>
+        <w:t xml:space="preserve">(рис.</w:t>
+      </w:r>
+      <w:r>
+        <w:t xml:space="preserve"> </w:t>
+      </w:r>
+      <w:r>
+        <w:t xml:space="preserve">@fig:008</w:t>
+      </w:r>
+      <w:r>
+        <w:t xml:space="preserve">).</w:t>
       </w:r>
     </w:p>
     <w:p>
@@ -2339,7 +2267,7 @@
         <w:t xml:space="preserve"> logfile.txt</w:t>
       </w:r>
     </w:p>
-    <w:bookmarkStart w:id="64" w:name="fig:008"/>
+    <w:bookmarkStart w:id="53" w:name="fig:008"/>
     <w:p>
       <w:pPr>
         <w:pStyle w:val="CaptionedFigure"/>
@@ -2349,18 +2277,18 @@
           <wp:inline>
             <wp:extent cx="3733800" cy="970247"/>
             <wp:effectExtent b="0" l="0" r="0" t="0"/>
-            <wp:docPr descr="Рис. 8: Уточнённый поиск файлов на log и удаление logfile.txt" title="" id="62" name="Picture"/>
+            <wp:docPr descr="Уточнённый поиск файлов на log и удаление logfile.txt" title="" id="51" name="Picture"/>
             <a:graphic>
               <a:graphicData uri="http://schemas.openxmlformats.org/drawingml/2006/picture">
                 <pic:pic>
                   <pic:nvPicPr>
-                    <pic:cNvPr descr="images/8.png" id="63" name="Picture"/>
+                    <pic:cNvPr descr="images/8.png" id="52" name="Picture"/>
                     <pic:cNvPicPr>
                       <a:picLocks noChangeArrowheads="1" noChangeAspect="1"/>
                     </pic:cNvPicPr>
                   </pic:nvPicPr>
                   <pic:blipFill>
-                    <a:blip r:embed="rId61"/>
+                    <a:blip r:embed="rId50"/>
                     <a:stretch>
                       <a:fillRect/>
                     </a:stretch>
@@ -2392,45 +2320,27 @@
         <w:pStyle w:val="ImageCaption"/>
       </w:pPr>
       <w:r>
-        <w:t xml:space="preserve">Рис. 8: Уточнённый поиск файлов на log и удаление logfile.txt</w:t>
-      </w:r>
-    </w:p>
-    <w:bookmarkEnd w:id="64"/>
-    <w:bookmarkEnd w:id="65"/>
-    <w:bookmarkEnd w:id="66"/>
-    <w:bookmarkStart w:id="72" w:name="управление-процессами"/>
+        <w:t xml:space="preserve">Уточнённый поиск файлов на log и удаление logfile.txt</w:t>
+      </w:r>
+    </w:p>
+    <w:bookmarkEnd w:id="53"/>
+    <w:bookmarkEnd w:id="54"/>
+    <w:bookmarkEnd w:id="55"/>
+    <w:bookmarkStart w:id="61" w:name="управление-процессами"/>
     <w:p>
       <w:pPr>
         <w:pStyle w:val="Heading2"/>
       </w:pPr>
       <w:r>
-        <w:rPr>
-          <w:rStyle w:val="SectionNumber"/>
-        </w:rPr>
-        <w:t xml:space="preserve">4.5</w:t>
-      </w:r>
-      <w:r>
-        <w:tab/>
-      </w:r>
-      <w:r>
         <w:t xml:space="preserve">Управление процессами</w:t>
       </w:r>
     </w:p>
-    <w:bookmarkStart w:id="71" w:name="X3bd38b46ffbc5217da60a5d2e5f0c6c0d02367c"/>
+    <w:bookmarkStart w:id="60" w:name="X3bd38b46ffbc5217da60a5d2e5f0c6c0d02367c"/>
     <w:p>
       <w:pPr>
         <w:pStyle w:val="Heading3"/>
       </w:pPr>
       <w:r>
-        <w:rPr>
-          <w:rStyle w:val="SectionNumber"/>
-        </w:rPr>
-        <w:t xml:space="preserve">4.5.1</w:t>
-      </w:r>
-      <w:r>
-        <w:tab/>
-      </w:r>
-      <w:r>
         <w:t xml:space="preserve">Запуск gedit в фоновом режиме и завершение процесса</w:t>
       </w:r>
     </w:p>
@@ -2505,7 +2415,16 @@
         <w:t xml:space="preserve">kill 9751</w:t>
       </w:r>
       <w:r>
-        <w:t xml:space="preserve">, завершающая данный процесс (рис. 9).</w:t>
+        <w:t xml:space="preserve">, завершающая данный процесс (рис.</w:t>
+      </w:r>
+      <w:r>
+        <w:t xml:space="preserve"> </w:t>
+      </w:r>
+      <w:r>
+        <w:t xml:space="preserve">@fig:009</w:t>
+      </w:r>
+      <w:r>
+        <w:t xml:space="preserve">).</w:t>
       </w:r>
     </w:p>
     <w:p>
@@ -2579,7 +2498,7 @@
         <w:t xml:space="preserve"> 9751</w:t>
       </w:r>
     </w:p>
-    <w:bookmarkStart w:id="70" w:name="fig:009"/>
+    <w:bookmarkStart w:id="59" w:name="fig:009"/>
     <w:p>
       <w:pPr>
         <w:pStyle w:val="CaptionedFigure"/>
@@ -2589,18 +2508,18 @@
           <wp:inline>
             <wp:extent cx="3733800" cy="651110"/>
             <wp:effectExtent b="0" l="0" r="0" t="0"/>
-            <wp:docPr descr="Рис. 9: Запуск gedit в фоновом режиме, поиск PID и завершение процесса" title="" id="68" name="Picture"/>
+            <wp:docPr descr="Запуск gedit в фоновом режиме, поиск PID и завершение процесса" title="" id="57" name="Picture"/>
             <a:graphic>
               <a:graphicData uri="http://schemas.openxmlformats.org/drawingml/2006/picture">
                 <pic:pic>
                   <pic:nvPicPr>
-                    <pic:cNvPr descr="images/9.png" id="69" name="Picture"/>
+                    <pic:cNvPr descr="images/9.png" id="58" name="Picture"/>
                     <pic:cNvPicPr>
                       <a:picLocks noChangeArrowheads="1" noChangeAspect="1"/>
                     </pic:cNvPicPr>
                   </pic:nvPicPr>
                   <pic:blipFill>
-                    <a:blip r:embed="rId67"/>
+                    <a:blip r:embed="rId56"/>
                     <a:stretch>
                       <a:fillRect/>
                     </a:stretch>
@@ -2632,45 +2551,27 @@
         <w:pStyle w:val="ImageCaption"/>
       </w:pPr>
       <w:r>
-        <w:t xml:space="preserve">Рис. 9: Запуск gedit в фоновом режиме, поиск PID и завершение процесса</w:t>
-      </w:r>
-    </w:p>
-    <w:bookmarkEnd w:id="70"/>
-    <w:bookmarkEnd w:id="71"/>
-    <w:bookmarkEnd w:id="72"/>
-    <w:bookmarkStart w:id="78" w:name="проверка-использования-диска"/>
+        <w:t xml:space="preserve">Запуск gedit в фоновом режиме, поиск PID и завершение процесса</w:t>
+      </w:r>
+    </w:p>
+    <w:bookmarkEnd w:id="59"/>
+    <w:bookmarkEnd w:id="60"/>
+    <w:bookmarkEnd w:id="61"/>
+    <w:bookmarkStart w:id="67" w:name="проверка-использования-диска"/>
     <w:p>
       <w:pPr>
         <w:pStyle w:val="Heading2"/>
       </w:pPr>
       <w:r>
-        <w:rPr>
-          <w:rStyle w:val="SectionNumber"/>
-        </w:rPr>
-        <w:t xml:space="preserve">4.6</w:t>
-      </w:r>
-      <w:r>
-        <w:tab/>
-      </w:r>
-      <w:r>
         <w:t xml:space="preserve">Проверка использования диска</w:t>
       </w:r>
     </w:p>
-    <w:bookmarkStart w:id="77" w:name="просмотр-справки-по-командам-df-и-du"/>
+    <w:bookmarkStart w:id="66" w:name="просмотр-справки-по-командам-df-и-du"/>
     <w:p>
       <w:pPr>
         <w:pStyle w:val="Heading3"/>
       </w:pPr>
       <w:r>
-        <w:rPr>
-          <w:rStyle w:val="SectionNumber"/>
-        </w:rPr>
-        <w:t xml:space="preserve">4.6.1</w:t>
-      </w:r>
-      <w:r>
-        <w:tab/>
-      </w:r>
-      <w:r>
         <w:t xml:space="preserve">Просмотр справки по командам df и du</w:t>
       </w:r>
     </w:p>
@@ -2748,7 +2649,16 @@
         <w:t xml:space="preserve"> </w:t>
       </w:r>
       <w:r>
-        <w:t xml:space="preserve">(рис. 10).</w:t>
+        <w:t xml:space="preserve">(рис.</w:t>
+      </w:r>
+      <w:r>
+        <w:t xml:space="preserve"> </w:t>
+      </w:r>
+      <w:r>
+        <w:t xml:space="preserve">@fig:010</w:t>
+      </w:r>
+      <w:r>
+        <w:t xml:space="preserve">).</w:t>
       </w:r>
     </w:p>
     <w:p>
@@ -2783,7 +2693,7 @@
         <w:t xml:space="preserve"> du</w:t>
       </w:r>
     </w:p>
-    <w:bookmarkStart w:id="76" w:name="fig:010"/>
+    <w:bookmarkStart w:id="65" w:name="fig:010"/>
     <w:p>
       <w:pPr>
         <w:pStyle w:val="CaptionedFigure"/>
@@ -2793,18 +2703,18 @@
           <wp:inline>
             <wp:extent cx="3733800" cy="659240"/>
             <wp:effectExtent b="0" l="0" r="0" t="0"/>
-            <wp:docPr descr="Рис. 10: Просмотр справочных страниц команд df и du" title="" id="74" name="Picture"/>
+            <wp:docPr descr="Просмотр справочных страниц команд df и du" title="" id="63" name="Picture"/>
             <a:graphic>
               <a:graphicData uri="http://schemas.openxmlformats.org/drawingml/2006/picture">
                 <pic:pic>
                   <pic:nvPicPr>
-                    <pic:cNvPr descr="images/10.png" id="75" name="Picture"/>
+                    <pic:cNvPr descr="images/10.png" id="64" name="Picture"/>
                     <pic:cNvPicPr>
                       <a:picLocks noChangeArrowheads="1" noChangeAspect="1"/>
                     </pic:cNvPicPr>
                   </pic:nvPicPr>
                   <pic:blipFill>
-                    <a:blip r:embed="rId73"/>
+                    <a:blip r:embed="rId62"/>
                     <a:stretch>
                       <a:fillRect/>
                     </a:stretch>
@@ -2836,45 +2746,27 @@
         <w:pStyle w:val="ImageCaption"/>
       </w:pPr>
       <w:r>
-        <w:t xml:space="preserve">Рис. 10: Просмотр справочных страниц команд df и du</w:t>
-      </w:r>
-    </w:p>
-    <w:bookmarkEnd w:id="76"/>
-    <w:bookmarkEnd w:id="77"/>
-    <w:bookmarkEnd w:id="78"/>
-    <w:bookmarkStart w:id="84" w:name="X0ab8edafa8c93ba3b65a0f697451115b5bfd815"/>
+        <w:t xml:space="preserve">Просмотр справочных страниц команд df и du</w:t>
+      </w:r>
+    </w:p>
+    <w:bookmarkEnd w:id="65"/>
+    <w:bookmarkEnd w:id="66"/>
+    <w:bookmarkEnd w:id="67"/>
+    <w:bookmarkStart w:id="73" w:name="X0ab8edafa8c93ba3b65a0f697451115b5bfd815"/>
     <w:p>
       <w:pPr>
         <w:pStyle w:val="Heading2"/>
       </w:pPr>
       <w:r>
-        <w:rPr>
-          <w:rStyle w:val="SectionNumber"/>
-        </w:rPr>
-        <w:t xml:space="preserve">4.7</w:t>
-      </w:r>
-      <w:r>
-        <w:tab/>
-      </w:r>
-      <w:r>
         <w:t xml:space="preserve">Вывод списка директорий домашнего каталога</w:t>
       </w:r>
     </w:p>
-    <w:bookmarkStart w:id="83" w:name="X89cac8dc1abd5e379f103d09416f04e18c15a17"/>
+    <w:bookmarkStart w:id="72" w:name="X89cac8dc1abd5e379f103d09416f04e18c15a17"/>
     <w:p>
       <w:pPr>
         <w:pStyle w:val="Heading3"/>
       </w:pPr>
       <w:r>
-        <w:rPr>
-          <w:rStyle w:val="SectionNumber"/>
-        </w:rPr>
-        <w:t xml:space="preserve">4.7.1</w:t>
-      </w:r>
-      <w:r>
-        <w:tab/>
-      </w:r>
-      <w:r>
         <w:t xml:space="preserve">Поиск всех директорий в домашнем каталоге</w:t>
       </w:r>
     </w:p>
@@ -2895,7 +2787,16 @@
         <w:t xml:space="preserve">find ~ -type d</w:t>
       </w:r>
       <w:r>
-        <w:t xml:space="preserve">, которая выводит список всех директорий домашнего каталога и его подкаталогов (рис. 11).</w:t>
+        <w:t xml:space="preserve">, которая выводит список всех директорий домашнего каталога и его подкаталогов (рис.</w:t>
+      </w:r>
+      <w:r>
+        <w:t xml:space="preserve"> </w:t>
+      </w:r>
+      <w:r>
+        <w:t xml:space="preserve">@fig:011</w:t>
+      </w:r>
+      <w:r>
+        <w:t xml:space="preserve">).</w:t>
       </w:r>
     </w:p>
     <w:p>
@@ -2927,7 +2828,7 @@
         <w:t xml:space="preserve"> d</w:t>
       </w:r>
     </w:p>
-    <w:bookmarkStart w:id="82" w:name="fig:011"/>
+    <w:bookmarkStart w:id="71" w:name="fig:011"/>
     <w:p>
       <w:pPr>
         <w:pStyle w:val="CaptionedFigure"/>
@@ -2937,18 +2838,18 @@
           <wp:inline>
             <wp:extent cx="3733800" cy="607612"/>
             <wp:effectExtent b="0" l="0" r="0" t="0"/>
-            <wp:docPr descr="Рис. 11: Вывод всех директорий домашнего каталога" title="" id="80" name="Picture"/>
+            <wp:docPr descr="Вывод всех директорий домашнего каталога" title="" id="69" name="Picture"/>
             <a:graphic>
               <a:graphicData uri="http://schemas.openxmlformats.org/drawingml/2006/picture">
                 <pic:pic>
                   <pic:nvPicPr>
-                    <pic:cNvPr descr="images/11.png" id="81" name="Picture"/>
+                    <pic:cNvPr descr="images/11.png" id="70" name="Picture"/>
                     <pic:cNvPicPr>
                       <a:picLocks noChangeArrowheads="1" noChangeAspect="1"/>
                     </pic:cNvPicPr>
                   </pic:nvPicPr>
                   <pic:blipFill>
-                    <a:blip r:embed="rId79"/>
+                    <a:blip r:embed="rId68"/>
                     <a:stretch>
                       <a:fillRect/>
                     </a:stretch>
@@ -2980,27 +2881,18 @@
         <w:pStyle w:val="ImageCaption"/>
       </w:pPr>
       <w:r>
-        <w:t xml:space="preserve">Рис. 11: Вывод всех директорий домашнего каталога</w:t>
-      </w:r>
-    </w:p>
-    <w:bookmarkEnd w:id="82"/>
-    <w:bookmarkEnd w:id="83"/>
-    <w:bookmarkEnd w:id="84"/>
-    <w:bookmarkEnd w:id="85"/>
-    <w:bookmarkStart w:id="86" w:name="контрольные-вопросы"/>
+        <w:t xml:space="preserve">Вывод всех директорий домашнего каталога</w:t>
+      </w:r>
+    </w:p>
+    <w:bookmarkEnd w:id="71"/>
+    <w:bookmarkEnd w:id="72"/>
+    <w:bookmarkEnd w:id="73"/>
+    <w:bookmarkEnd w:id="74"/>
+    <w:bookmarkStart w:id="75" w:name="контрольные-вопросы"/>
     <w:p>
       <w:pPr>
         <w:pStyle w:val="Heading1"/>
       </w:pPr>
-      <w:r>
-        <w:rPr>
-          <w:rStyle w:val="SectionNumber"/>
-        </w:rPr>
-        <w:t xml:space="preserve">5</w:t>
-      </w:r>
-      <w:r>
-        <w:tab/>
-      </w:r>
       <w:r>
         <w:t xml:space="preserve">Контрольные вопросы</w:t>
       </w:r>
@@ -4023,22 +3915,13 @@
         <w:t xml:space="preserve"># принудительное завершение (SIGKILL)</w:t>
       </w:r>
     </w:p>
-    <w:bookmarkEnd w:id="86"/>
-    <w:bookmarkStart w:id="87" w:name="выводы"/>
+    <w:bookmarkEnd w:id="75"/>
+    <w:bookmarkStart w:id="76" w:name="выводы"/>
     <w:p>
       <w:pPr>
         <w:pStyle w:val="Heading1"/>
       </w:pPr>
       <w:r>
-        <w:rPr>
-          <w:rStyle w:val="SectionNumber"/>
-        </w:rPr>
-        <w:t xml:space="preserve">6</w:t>
-      </w:r>
-      <w:r>
-        <w:tab/>
-      </w:r>
-      <w:r>
         <w:t xml:space="preserve">Выводы</w:t>
       </w:r>
     </w:p>
@@ -4170,8 +4053,8 @@
         <w:t xml:space="preserve">.</w:t>
       </w:r>
     </w:p>
-    <w:bookmarkEnd w:id="87"/>
-    <w:bookmarkStart w:id="89" w:name="список-литературы"/>
+    <w:bookmarkEnd w:id="76"/>
+    <w:bookmarkStart w:id="78" w:name="список-литературы"/>
     <w:p>
       <w:pPr>
         <w:pStyle w:val="Heading1"/>
@@ -4180,9 +4063,9 @@
         <w:t xml:space="preserve">Список литературы</w:t>
       </w:r>
     </w:p>
-    <w:bookmarkStart w:id="88" w:name="refs"/>
-    <w:bookmarkEnd w:id="88"/>
-    <w:bookmarkEnd w:id="89"/>
+    <w:bookmarkStart w:id="77" w:name="refs"/>
+    <w:bookmarkEnd w:id="77"/>
+    <w:bookmarkEnd w:id="78"/>
     <w:sectPr>
       <w:footnotePr>
         <w:numRestart w:val="eachSect"/>
@@ -4525,10 +4408,10 @@
   <w:docDefaults>
     <w:rPrDefault>
       <w:rPr>
-        <w:rFonts w:asciiTheme="minorHAnsi" w:cstheme="minorBidi" w:eastAsiaTheme="minorHAnsi" w:hAnsiTheme="minorHAnsi"/>
+        <w:rFonts w:asciiTheme="minorHAnsi" w:cstheme="minorBidi" w:eastAsiaTheme="minorEastAsia" w:hAnsiTheme="minorHAnsi"/>
         <w:sz w:val="24"/>
         <w:szCs w:val="24"/>
-        <w:lang w:bidi="ar-SA" w:eastAsia="en-US" w:val="ru-RU"/>
+        <w:lang w:bidi="ar-SA" w:eastAsia="zh-CN" w:val="ru-RU"/>
       </w:rPr>
     </w:rPrDefault>
     <w:pPrDefault>
@@ -5069,13 +4952,6 @@
       </w:tblCellMar>
     </w:tblPr>
     <w:tblStylePr w:type="firstRow">
-      <w:tblPr>
-        <w:jc w:val="left"/>
-        <w:tblInd w:type="dxa" w:w="0"/>
-      </w:tblPr>
-      <w:trPr>
-        <w:jc w:val="left"/>
-      </w:trPr>
       <w:tcPr>
         <w:tcBorders>
           <w:bottom w:val="single"/>
